--- a/metodika/Extrakt_šablona.docx
+++ b/metodika/Extrakt_šablona.docx
@@ -10,7 +10,7 @@
       <w:bookmarkEnd w:id="0"/>
       <w:commentRangeStart w:id="1"/>
       <w:r>
-        <w:t xml:space="preserve">EXTRAKT </w:t>
+        <w:t xml:space="preserve">EXTRAKT z evropské normy</w:t>
       </w:r>
       <w:commentRangeEnd w:id="1"/>
       <w:r>
@@ -22,28 +22,22 @@
         <w:commentReference w:id="1"/>
       </w:r>
       <w:r>
-        <w:t>z</w:t>
-      </w:r>
-      <w:r>
-        <w:t> </w:t>
-      </w:r>
-      <w:r>
-        <w:rPr>
-          <w:highlight w:val="cyan"/>
-        </w:rPr>
-        <w:t>evropské no</w:t>
-      </w:r>
-      <w:r>
-        <w:rPr>
-          <w:highlight w:val="cyan"/>
-        </w:rPr>
-        <w:t>r</w:t>
-      </w:r>
-      <w:r>
-        <w:rPr>
-          <w:highlight w:val="cyan"/>
-        </w:rPr>
-        <w:t>my EN</w:t>
+        <w:t/>
+      </w:r>
+      <w:r>
+        <w:t/>
+      </w:r>
+      <w:r>
+        <w:rPr/>
+        <w:t/>
+      </w:r>
+      <w:r>
+        <w:rPr/>
+        <w:t/>
+      </w:r>
+      <w:r>
+        <w:rPr/>
+        <w:t/>
       </w:r>
     </w:p>
     <w:p>
@@ -106,31 +100,11 @@
               <w:pStyle w:val="1StrCN"/>
             </w:pPr>
             <w:r>
-              <w:rPr>
-                <w:highlight w:val="cyan"/>
-              </w:rPr>
-              <w:t>EN 15509</w:t>
+              <w:rPr/>
+              <w:t xml:space="preserve">EN 15509</w:t>
             </w:r>
             <w:r>
               <w:br/>
-            </w:r>
-          </w:p>
-          <w:p>
-            <w:pPr>
-              <w:pStyle w:val="1StrTrZn"/>
-            </w:pPr>
-            <w:commentRangeStart w:id="2"/>
-            <w:r>
-              <w:t>01 8203</w:t>
-            </w:r>
-            <w:commentRangeEnd w:id="2"/>
-            <w:r>
-              <w:rPr>
-                <w:rStyle w:val="Odkaznakoment"/>
-                <w:sz w:val="28"/>
-                <w:szCs w:val="20"/>
-              </w:rPr>
-              <w:commentReference w:id="2"/>
             </w:r>
           </w:p>
         </w:tc>
@@ -144,254 +118,84 @@
         <w:tab/>
       </w:r>
       <w:r>
-        <w:rPr>
-          <w:highlight w:val="cyan"/>
-        </w:rPr>
-        <w:t>Vydána 2016, 130 stran</w:t>
+        <w:rPr/>
+        <w:t xml:space="preserve">Vydána 2014, 57 stran</w:t>
       </w:r>
     </w:p>
     <w:p>
       <w:pPr>
-        <w:pStyle w:val="Nadpis1"/>
-      </w:pPr>
-      <w:bookmarkStart w:id="3" w:name="_Toc359251365"/>
-      <w:bookmarkStart w:id="4" w:name="_Toc359251523"/>
-      <w:bookmarkStart w:id="5" w:name="_Toc359251683"/>
-      <w:bookmarkStart w:id="6" w:name="_Toc359251940"/>
-      <w:bookmarkStart w:id="7" w:name="_Toc359252129"/>
-      <w:bookmarkStart w:id="8" w:name="_Toc359252244"/>
-      <w:bookmarkStart w:id="9" w:name="_Toc359252487"/>
-      <w:bookmarkStart w:id="10" w:name="_Toc359252727"/>
-      <w:bookmarkStart w:id="11" w:name="_Toc359252848"/>
-      <w:bookmarkStart w:id="12" w:name="_Toc359252922"/>
-      <w:bookmarkStart w:id="13" w:name="_Toc359283648"/>
-      <w:bookmarkStart w:id="14" w:name="_Toc365965548"/>
-      <w:bookmarkStart w:id="15" w:name="_Toc365967315"/>
-      <w:bookmarkStart w:id="16" w:name="_Toc365968762"/>
-      <w:bookmarkStart w:id="17" w:name="_Toc367082927"/>
-      <w:bookmarkStart w:id="18" w:name="_Toc372429542"/>
-      <w:bookmarkStart w:id="19" w:name="_Toc375302776"/>
-      <w:bookmarkStart w:id="20" w:name="_Toc379098933"/>
-      <w:bookmarkStart w:id="21" w:name="_Toc380735106"/>
-      <w:bookmarkStart w:id="22" w:name="_Toc380735206"/>
-      <w:bookmarkStart w:id="23" w:name="_Toc380825390"/>
-      <w:bookmarkStart w:id="24" w:name="_Toc380827279"/>
-      <w:bookmarkStart w:id="25" w:name="_Toc380886225"/>
-      <w:bookmarkStart w:id="26" w:name="_Toc380886263"/>
-      <w:bookmarkStart w:id="27" w:name="_Toc380886373"/>
-      <w:bookmarkStart w:id="28" w:name="_Toc380886470"/>
-      <w:bookmarkStart w:id="29" w:name="_Toc4487161"/>
-      <w:bookmarkStart w:id="30" w:name="_Toc4487253"/>
-      <w:bookmarkStart w:id="31" w:name="_Toc443474685"/>
-      <w:bookmarkStart w:id="32" w:name="_Toc473558464"/>
-      <w:commentRangeStart w:id="33"/>
-      <w:r>
-        <w:t>Úvod</w:t>
-      </w:r>
-      <w:bookmarkEnd w:id="31"/>
-      <w:bookmarkEnd w:id="32"/>
-      <w:commentRangeEnd w:id="33"/>
-      <w:r>
-        <w:rPr>
-          <w:rStyle w:val="Odkaznakoment"/>
-          <w:sz w:val="22"/>
-          <w:szCs w:val="20"/>
-        </w:rPr>
-        <w:commentReference w:id="33"/>
+        <w:pStyle w:val="Shodnost"/>
+        <w:spacing w:before="0" w:after="120"/>
+      </w:pPr>
+      <w:r>
+        <w:tab/>
+      </w:r>
+      <w:r>
+        <w:rPr/>
+        <w:t xml:space="preserve">Extrakt zpracován 2026</w:t>
       </w:r>
     </w:p>
     <w:p>
       <w:pPr>
-        <w:pStyle w:val="Textnormy"/>
-      </w:pPr>
-      <w:r>
-        <w:t xml:space="preserve">Úvod dává čtenáři OBECNÝ KONTEXT do kterého je popisovaný dokument zasazen. </w:t>
-      </w:r>
-      <w:r>
-        <w:t xml:space="preserve">Může </w:t>
-      </w:r>
-      <w:r>
-        <w:t xml:space="preserve">obsahovat </w:t>
-      </w:r>
-      <w:r>
-        <w:t>cenné i</w:t>
-      </w:r>
-      <w:r>
-        <w:t>n</w:t>
-      </w:r>
-      <w:r>
-        <w:t xml:space="preserve">formace z hlediska předpokládaného uplatnění a užití </w:t>
-      </w:r>
-      <w:commentRangeStart w:id="34"/>
-      <w:r>
-        <w:t>normy</w:t>
-      </w:r>
-      <w:commentRangeEnd w:id="34"/>
-      <w:r>
-        <w:rPr>
-          <w:rStyle w:val="Odkaznakoment"/>
-          <w:sz w:val="20"/>
-          <w:szCs w:val="20"/>
-        </w:rPr>
-        <w:commentReference w:id="34"/>
-      </w:r>
-      <w:r>
-        <w:t>. Vzhledem ke trojici formálních prvků Anotace obsahu, úvod a předmět, které se podle přístupu zpracovatele mohou překrývat, je potřebné při obecné chara</w:t>
-      </w:r>
-      <w:r>
-        <w:t>k</w:t>
-      </w:r>
-      <w:r>
-        <w:t>teristice normy pracovat se všemi těmito prvky a použít z nich do extraktů relevantní inform</w:t>
-      </w:r>
-      <w:r>
-        <w:t>a</w:t>
-      </w:r>
-      <w:r>
-        <w:t>ce.</w:t>
+        <w:pStyle w:val="Nadpis1"/>
+      </w:pPr>
+      <w:r>
+        <w:rPr/>
+        <w:t>Úvod</w:t>
       </w:r>
     </w:p>
     <w:p>
       <w:pPr>
-        <w:spacing w:before="80" w:after="200"/>
-      </w:pPr>
-      <w:r>
-        <w:rPr>
-          <w:sz w:val="18"/>
-          <w:szCs w:val="18"/>
-        </w:rPr>
-        <w:t xml:space="preserve">Poznámka: Extrakt přejímá původní číslování </w:t>
-      </w:r>
-      <w:commentRangeStart w:id="35"/>
-      <w:r>
-        <w:rPr>
-          <w:sz w:val="18"/>
-          <w:szCs w:val="18"/>
-        </w:rPr>
-        <w:t>kapitol.</w:t>
-      </w:r>
-      <w:commentRangeEnd w:id="35"/>
-      <w:r>
-        <w:rPr>
-          <w:rStyle w:val="Odkaznakoment"/>
-          <w:sz w:val="20"/>
-          <w:szCs w:val="20"/>
-        </w:rPr>
-        <w:commentReference w:id="35"/>
+        <w:pStyle w:val="Textnormy"/>
+      </w:pPr>
+      <w:r>
+        <w:rPr/>
+        <w:t>Úvod dává čtenáři OBECNÝ KONTEXT, do kterého je popisovaný dokument zasazen: soubor norem, řešenou problematiku, důvody vzniku. Je to jediná část extraktu, kde lze uvést širší kontext nad rámec popisovaného dokumentu. Protože se anotace obsahu, úvod a předmět normy mohou překrývat, je potřebné pracovat se všemi těmito prvky a použít z nich relevantní informace.</w:t>
       </w:r>
     </w:p>
     <w:p>
       <w:pPr>
-        <w:pStyle w:val="Nadpis1"/>
-      </w:pPr>
-      <w:bookmarkStart w:id="36" w:name="_Toc473558465"/>
-      <w:r>
-        <w:t>Užití</w:t>
+        <w:pStyle w:val="Textnormy"/>
+      </w:pPr>
+      <w:r>
+        <w:rPr/>
+        <w:t>PŘÍKLAD: Popisovaný dokument je součástí souboru norem pro elektronický výběr poplatků (EFC). V rámci tohoto souboru se zaměřuje na aplikační profil interoperability pro komunikaci DSRC mezi palubní jednotkou a zařízením na infrastruktuře.</w:t>
       </w:r>
     </w:p>
     <w:p>
       <w:pPr>
-        <w:pStyle w:val="Textnormy"/>
-      </w:pPr>
-      <w:r>
-        <w:t>Kapitola Užití uvádí KOMU je norma určena</w:t>
-      </w:r>
-      <w:r>
-        <w:t xml:space="preserve"> (</w:t>
-      </w:r>
-      <w:r>
-        <w:t>za jakým ÚČELEM byla zpracována</w:t>
-      </w:r>
-      <w:r>
-        <w:t>)</w:t>
-      </w:r>
-      <w:r>
-        <w:t>.</w:t>
-      </w:r>
-      <w:r>
-        <w:t xml:space="preserve"> </w:t>
+        <w:pStyle w:val="Poznmka"/>
+      </w:pPr>
+      <w:r>
+        <w:rPr/>
+        <w:t>Poznámka: Extrakt uvádí vybrané kapitoly popisovaného dokumentu a přejímá původní číslování kapitol.</w:t>
       </w:r>
     </w:p>
     <w:p>
       <w:pPr>
-        <w:pStyle w:val="Textnormy"/>
-      </w:pPr>
-      <w:r>
-        <w:t>Formální stránka (zvýrazn</w:t>
-      </w:r>
-      <w:r>
-        <w:t>ě</w:t>
-      </w:r>
-      <w:r>
-        <w:t xml:space="preserve">ní klíčových subjektů apod.) je na zpracovateli. </w:t>
+        <w:pStyle w:val="Nadpis1"/>
+      </w:pPr>
+      <w:r>
+        <w:rPr/>
+        <w:t>Užití</w:t>
       </w:r>
     </w:p>
     <w:p>
       <w:pPr>
         <w:pStyle w:val="Textnormy"/>
-        <w:rPr>
-          <w:b/>
-          <w:color w:val="0070C0"/>
-        </w:rPr>
-      </w:pPr>
-      <w:r>
-        <w:rPr>
-          <w:color w:val="0070C0"/>
-        </w:rPr>
-        <w:t xml:space="preserve">PŘÍKLAD: </w:t>
-      </w:r>
-      <w:r>
-        <w:rPr>
-          <w:color w:val="0070C0"/>
-        </w:rPr>
-        <w:t>Technická specifikace CEN/TS 16439 analyzuje možné útoky na elektronický mýtný systém a defin</w:t>
-      </w:r>
-      <w:r>
-        <w:rPr>
-          <w:color w:val="0070C0"/>
-        </w:rPr>
-        <w:t>u</w:t>
-      </w:r>
-      <w:r>
-        <w:rPr>
-          <w:color w:val="0070C0"/>
-        </w:rPr>
-        <w:t>je bezpečnostní opatření a požadavky na jednotlivé komponenty, které omezí rizika plynoucí z použité elektr</w:t>
-      </w:r>
-      <w:r>
-        <w:rPr>
-          <w:color w:val="0070C0"/>
-        </w:rPr>
-        <w:t>o</w:t>
-      </w:r>
-      <w:r>
-        <w:rPr>
-          <w:color w:val="0070C0"/>
-        </w:rPr>
-        <w:t>nické komunikace. Je primárně určena pro odborníky navrhující mýtné systémy (systémové architekty), ale díky p</w:t>
-      </w:r>
-      <w:r>
-        <w:rPr>
-          <w:color w:val="0070C0"/>
-        </w:rPr>
-        <w:t>o</w:t>
-      </w:r>
-      <w:r>
-        <w:rPr>
-          <w:color w:val="0070C0"/>
-        </w:rPr>
-        <w:t>drobné analýze možných útoků může být cenným materiálem i pro pracovníky státní správy hodnotící rizika spojená s elektronickými mýtnými systémy.</w:t>
+      </w:pPr>
+      <w:r>
+        <w:rPr/>
+        <w:t>Kapitola Užití uvádí, KOMU je popisovaný dokument určen a k čemu slouží (za jakým ÚČELEM byl zpracován). Může obsahovat i pohled zpracovatele na praktickou využitelnost dokumentu.</w:t>
       </w:r>
     </w:p>
     <w:p>
       <w:pPr>
-        <w:pStyle w:val="Nadpis1"/>
-      </w:pPr>
-      <w:r>
-        <w:t>Souvisící normy</w:t>
-      </w:r>
-      <w:r>
-        <w:t xml:space="preserve"> (výběr)</w:t>
+        <w:pStyle w:val="Textnormy"/>
+      </w:pPr>
+      <w:r>
+        <w:rPr/>
+        <w:t>Formální stránka (zvýraznění klíčových subjektů apod.) je na zpracovateli.</w:t>
       </w:r>
     </w:p>
     <w:p>
@@ -399,919 +203,321 @@
         <w:pStyle w:val="Textnormy"/>
       </w:pPr>
       <w:r>
-        <w:t>Kapitola Souvisící normy uvádí výběr nejdůležitějších souvisejících dokumentů, ať už z kap. Normative refere</w:t>
-      </w:r>
-      <w:r>
-        <w:t>n</w:t>
-      </w:r>
-      <w:r>
-        <w:t xml:space="preserve">ces nebo Bibliography/Literature. </w:t>
+        <w:rPr/>
+        <w:t>PŘÍKLAD: Technická specifikace CEN/TS 16439 analyzuje možné útoky na elektronický mýtný systém a definuje bezpečnostní opatření a požadavky na jednotlivé komponenty, které omezí rizika plynoucí z použité elektronické komunikace. Je primárně určena pro odborníky navrhující mýtné systémy (systémové architekty), ale díky podrobné analýze možných útoků může být cenným materiálem i pro pracovníky státní správy hodnotící rizika spojená s elektronickými mýtnými systémy.</w:t>
       </w:r>
     </w:p>
     <w:p>
       <w:pPr>
-        <w:pStyle w:val="Textnormy"/>
-        <w:rPr>
-          <w:color w:val="0070C0"/>
-        </w:rPr>
-      </w:pPr>
-      <w:r>
-        <w:rPr>
-          <w:color w:val="0070C0"/>
-        </w:rPr>
-        <w:t xml:space="preserve">PŘÍKLAD: </w:t>
-      </w:r>
-      <w:r>
-        <w:rPr>
-          <w:color w:val="0070C0"/>
-        </w:rPr>
-        <w:t>Popisovaný dokument souvisí s širokým spektrem norem pro EFC, např. ISO 17573, CEN ISO/TS 17575-1, CEN ISO/TS 12813, CEN ISO/TS 13141 a EN ISO 12855, dále s normami souvisejícími s bezpe</w:t>
-      </w:r>
-      <w:r>
-        <w:rPr>
-          <w:color w:val="0070C0"/>
-        </w:rPr>
-        <w:t>č</w:t>
-      </w:r>
-      <w:r>
-        <w:rPr>
-          <w:color w:val="0070C0"/>
-        </w:rPr>
-        <w:t>nostními technikami jako ISO/IEC 9797-1, ISO/IEC 10118-3, ISO/IEC 11770-1, ISO/IEC 14888-2, ISO/IEC 18033-2, ISO/IEC 19790, poslední skupinou souvisejících dokumentů jsou RFC (Request for Comments) vyd</w:t>
-      </w:r>
-      <w:r>
-        <w:rPr>
-          <w:color w:val="0070C0"/>
-        </w:rPr>
-        <w:t>á</w:t>
-      </w:r>
-      <w:r>
-        <w:rPr>
-          <w:color w:val="0070C0"/>
-        </w:rPr>
-        <w:t>vané Komisí techniky Internetu (IETF) např. RFC4301, RFC4347, RFC4648, RFC5035, RFC5246, RFC5280, RFC5746.</w:t>
+        <w:pStyle w:val="Nadpis1"/>
+      </w:pPr>
+      <w:r>
+        <w:rPr/>
+        <w:t>1 Předmět normy</w:t>
       </w:r>
     </w:p>
     <w:p>
       <w:pPr>
-        <w:pStyle w:val="Nadpis1"/>
-      </w:pPr>
-      <w:r>
-        <w:t>1</w:t>
-      </w:r>
-      <w:r>
-        <w:t> </w:t>
-      </w:r>
-      <w:r>
-        <w:t>Předmět normy</w:t>
-      </w:r>
-      <w:bookmarkEnd w:id="36"/>
+        <w:pStyle w:val="Textnormy"/>
+      </w:pPr>
+      <w:r>
+        <w:rPr/>
+        <w:t>Kapitola Předmět je vždy první číslovanou kapitolou extraktu. Souhrnně popisuje, CO popisovaný dokument stanoví (příp. nestanoví), popisuje a obsahuje. Název kapitoly se přebírá z popisovaného dokumentu (např. Předmět normy, Předmět technické specifikace).</w:t>
+      </w:r>
     </w:p>
     <w:p>
       <w:pPr>
-        <w:spacing w:after="120"/>
-        <w:jc w:val="both"/>
-      </w:pPr>
-      <w:r>
-        <w:t xml:space="preserve">Předmět normy souhrnně popisuje </w:t>
-      </w:r>
-      <w:r>
-        <w:t>CO</w:t>
-      </w:r>
-      <w:r>
-        <w:t xml:space="preserve"> daný dokument stanoví (příp. nestanoví), popisuje a obsahuje.</w:t>
-      </w:r>
-      <w:r>
-        <w:t xml:space="preserve"> </w:t>
+        <w:pStyle w:val="Textnormy"/>
+      </w:pPr>
+      <w:r>
+        <w:rPr/>
+        <w:t>PŘÍKLAD: Technická specifikace CEN/TS 16439 popisuje následující aspekty bezpečnosti v systémech elektronického mýta: obecné informace o cílech bezpečnosti zainteresovaných stran, analýza bezpečnostních hrozeb, definice modelu vzájemné důvěry, bezpečnostní požadavky, bezpečnostní opatření a protiopatření, specifikace bezpečného rozhraní, správa klíčů, bezpečnostní pravidla, ochrana osobních údajů.</w:t>
       </w:r>
     </w:p>
     <w:p>
       <w:pPr>
-        <w:spacing w:after="120"/>
-        <w:jc w:val="both"/>
-      </w:pPr>
-      <w:r>
-        <w:t>Formální stránka (zvýrazn</w:t>
-      </w:r>
-      <w:r>
-        <w:t>ě</w:t>
-      </w:r>
-      <w:r>
-        <w:t>ní klíčových subjektů apod.) je na zpracovateli.</w:t>
+        <w:pStyle w:val="Textnormy"/>
+      </w:pPr>
+      <w:r>
+        <w:rPr/>
+        <w:t>Popisovaná technická specifikace se nezabývá analýzou rizik kompletního systému elektronického mýta, bezpečnostními riziky aplikací běžících na OBU ve vozidlech ani konkrétním popisem implementace bezpečnostních opatření pro konkrétní systém.</w:t>
       </w:r>
     </w:p>
     <w:p>
       <w:pPr>
-        <w:spacing w:after="120"/>
-        <w:jc w:val="both"/>
-        <w:rPr>
-          <w:color w:val="0070C0"/>
-        </w:rPr>
-      </w:pPr>
-      <w:r>
-        <w:rPr>
-          <w:color w:val="0070C0"/>
-        </w:rPr>
-        <w:t xml:space="preserve">PŘÍKLAD: </w:t>
-      </w:r>
-      <w:r>
-        <w:rPr>
-          <w:color w:val="0070C0"/>
-        </w:rPr>
-        <w:t xml:space="preserve">Technická specifikace CEN/TS 16439 </w:t>
-      </w:r>
-      <w:r>
-        <w:rPr>
-          <w:b/>
-          <w:color w:val="0070C0"/>
-        </w:rPr>
-        <w:t>popisuje</w:t>
-      </w:r>
-      <w:r>
-        <w:rPr>
-          <w:color w:val="0070C0"/>
-        </w:rPr>
-        <w:t xml:space="preserve"> následující aspekty bezpečnosti v systémech ele</w:t>
-      </w:r>
-      <w:r>
-        <w:rPr>
-          <w:color w:val="0070C0"/>
-        </w:rPr>
-        <w:t>k</w:t>
-      </w:r>
-      <w:r>
-        <w:rPr>
-          <w:color w:val="0070C0"/>
-        </w:rPr>
-        <w:t>tronického mýta: obecné informace o cílech bezpečnosti zainteresovaných stran, analýza bezpečnostních hr</w:t>
-      </w:r>
-      <w:r>
-        <w:rPr>
-          <w:color w:val="0070C0"/>
-        </w:rPr>
-        <w:t>o</w:t>
-      </w:r>
-      <w:r>
-        <w:rPr>
-          <w:color w:val="0070C0"/>
-        </w:rPr>
-        <w:t>zeb, definice modelu vzájemné důvěry, bezpečnostní požadavky, bezpečnostní opatření a protiopatření, spec</w:t>
-      </w:r>
-      <w:r>
-        <w:rPr>
-          <w:color w:val="0070C0"/>
-        </w:rPr>
-        <w:t>i</w:t>
-      </w:r>
-      <w:r>
-        <w:rPr>
-          <w:color w:val="0070C0"/>
-        </w:rPr>
-        <w:t>fikace bezpe</w:t>
-      </w:r>
-      <w:r>
-        <w:rPr>
-          <w:color w:val="0070C0"/>
-        </w:rPr>
-        <w:t>č</w:t>
-      </w:r>
-      <w:r>
-        <w:rPr>
-          <w:color w:val="0070C0"/>
-        </w:rPr>
-        <w:t>ného rozhraní, správa klíčů, bezpečnostní pravidla, ochrana osobních údajů.</w:t>
+        <w:pStyle w:val="Nadpis1"/>
+      </w:pPr>
+      <w:r>
+        <w:rPr/>
+        <w:t>2 Souvisící normy</w:t>
       </w:r>
     </w:p>
     <w:p>
       <w:pPr>
-        <w:spacing w:after="120"/>
-        <w:jc w:val="both"/>
-        <w:rPr>
-          <w:color w:val="0070C0"/>
-        </w:rPr>
-      </w:pPr>
-      <w:r>
-        <w:rPr>
-          <w:color w:val="0070C0"/>
-        </w:rPr>
-        <w:t xml:space="preserve">Popisovaná technická specifikace </w:t>
-      </w:r>
-      <w:r>
-        <w:rPr>
-          <w:b/>
-          <w:color w:val="0070C0"/>
-        </w:rPr>
-        <w:t>se nezabývá</w:t>
-      </w:r>
-      <w:r>
-        <w:rPr>
-          <w:color w:val="0070C0"/>
-        </w:rPr>
-        <w:t xml:space="preserve"> analýzou rizik kompletního systému elektronického mýta, be</w:t>
-      </w:r>
-      <w:r>
-        <w:rPr>
-          <w:color w:val="0070C0"/>
-        </w:rPr>
-        <w:t>z</w:t>
-      </w:r>
-      <w:r>
-        <w:rPr>
-          <w:color w:val="0070C0"/>
-        </w:rPr>
-        <w:t>pečnostními riziky aplikací běžících na OBU ve vozidlech, rozhraním subjektu správce interoperability, techni</w:t>
-      </w:r>
-      <w:r>
-        <w:rPr>
-          <w:color w:val="0070C0"/>
-        </w:rPr>
-        <w:t>c</w:t>
-      </w:r>
-      <w:r>
-        <w:rPr>
-          <w:color w:val="0070C0"/>
-        </w:rPr>
-        <w:t>kými opatřeními zajišťujícími důvěru mezi poskytovatelem mýtné služby a uživatelem, kompletním popisem všech potřebných bezpečnostních opatření řešících všechny popsané hrozby, konkrétním popisem impleme</w:t>
-      </w:r>
-      <w:r>
-        <w:rPr>
-          <w:color w:val="0070C0"/>
-        </w:rPr>
-        <w:t>n</w:t>
-      </w:r>
-      <w:r>
-        <w:rPr>
-          <w:color w:val="0070C0"/>
-        </w:rPr>
-        <w:t>tace bezpečnostních opatření pro konkrétní systém, např. EETS, detailním popisem ochrany osobních údajů.</w:t>
+        <w:pStyle w:val="Textnormy"/>
+      </w:pPr>
+      <w:r>
+        <w:rPr/>
+        <w:t>Kapitola uvádí počet souvisejících (citovaných) dokumentů v popisovaném dokumentu a výběr nejdůležitějších z nich, ať už z kapitoly Normative references, nebo Bibliography. U každého dokumentu stačí jednoznačné označení, dlouhé seznamy se nevypisují. Kapitola se uvádí jen tehdy, když ji popisovaný dokument obsahuje, a pod jejím původním číslem.</w:t>
       </w:r>
     </w:p>
     <w:p>
       <w:pPr>
-        <w:pStyle w:val="Nadpis1"/>
-      </w:pPr>
-      <w:bookmarkStart w:id="37" w:name="_Toc473558467"/>
-      <w:r>
-        <w:lastRenderedPageBreak/>
-        <w:t>3</w:t>
-      </w:r>
-      <w:r>
-        <w:t> </w:t>
-      </w:r>
-      <w:r>
-        <w:t>Termíny a definice</w:t>
-      </w:r>
-      <w:bookmarkEnd w:id="3"/>
-      <w:bookmarkEnd w:id="4"/>
-      <w:bookmarkEnd w:id="5"/>
-      <w:bookmarkEnd w:id="6"/>
-      <w:bookmarkEnd w:id="7"/>
-      <w:bookmarkEnd w:id="8"/>
-      <w:bookmarkEnd w:id="9"/>
-      <w:bookmarkEnd w:id="10"/>
-      <w:bookmarkEnd w:id="11"/>
-      <w:bookmarkEnd w:id="12"/>
-      <w:bookmarkEnd w:id="13"/>
-      <w:bookmarkEnd w:id="14"/>
-      <w:bookmarkEnd w:id="15"/>
-      <w:bookmarkEnd w:id="16"/>
-      <w:bookmarkEnd w:id="17"/>
-      <w:bookmarkEnd w:id="18"/>
-      <w:bookmarkEnd w:id="19"/>
-      <w:bookmarkEnd w:id="20"/>
-      <w:bookmarkEnd w:id="21"/>
-      <w:bookmarkEnd w:id="22"/>
-      <w:bookmarkEnd w:id="23"/>
-      <w:bookmarkEnd w:id="24"/>
-      <w:bookmarkEnd w:id="25"/>
-      <w:bookmarkEnd w:id="26"/>
-      <w:bookmarkEnd w:id="27"/>
-      <w:bookmarkEnd w:id="28"/>
-      <w:bookmarkEnd w:id="29"/>
-      <w:bookmarkEnd w:id="30"/>
-      <w:bookmarkEnd w:id="37"/>
+        <w:pStyle w:val="Textnormy"/>
+      </w:pPr>
+      <w:r>
+        <w:rPr/>
+        <w:t>PŘÍKLAD: Popisovaný dokument uvádí 25 normativních odkazů. Souvisí zejména s normami pro EFC, např. ISO 17573, CEN ISO/TS 17575-1, CEN ISO/TS 12813 a EN ISO 12855, dále s normami pro bezpečnostní techniky (ISO/IEC 9797-1, ISO/IEC 11770-1, ISO/IEC 19790) a s dokumenty RFC vydávanými IETF.</w:t>
+      </w:r>
     </w:p>
     <w:p>
       <w:pPr>
-        <w:pStyle w:val="Textnormy"/>
-      </w:pPr>
-      <w:bookmarkStart w:id="38" w:name="_Toc359252729"/>
-      <w:bookmarkStart w:id="39" w:name="_Toc359252850"/>
-      <w:bookmarkStart w:id="40" w:name="_Toc359252924"/>
-      <w:bookmarkStart w:id="41" w:name="_Toc359283650"/>
-      <w:bookmarkStart w:id="42" w:name="_Toc365965550"/>
-      <w:bookmarkStart w:id="43" w:name="_Toc365967317"/>
-      <w:bookmarkStart w:id="44" w:name="_Toc365968764"/>
-      <w:bookmarkStart w:id="45" w:name="_Toc367082929"/>
-      <w:bookmarkStart w:id="46" w:name="_Toc372429544"/>
-      <w:bookmarkStart w:id="47" w:name="_Toc375302778"/>
-      <w:bookmarkStart w:id="48" w:name="_Toc379098935"/>
-      <w:bookmarkStart w:id="49" w:name="_Toc380735108"/>
-      <w:bookmarkStart w:id="50" w:name="_Toc380735208"/>
-      <w:bookmarkStart w:id="51" w:name="_Toc380825392"/>
-      <w:bookmarkStart w:id="52" w:name="_Toc380827281"/>
-      <w:bookmarkStart w:id="53" w:name="_Toc380886227"/>
-      <w:bookmarkStart w:id="54" w:name="_Toc380886265"/>
-      <w:bookmarkStart w:id="55" w:name="_Toc380886375"/>
-      <w:bookmarkStart w:id="56" w:name="_Toc380886472"/>
-      <w:bookmarkStart w:id="57" w:name="_Toc4487163"/>
-      <w:bookmarkStart w:id="58" w:name="_Toc4487255"/>
-      <w:bookmarkStart w:id="59" w:name="_Toc473558468"/>
-      <w:r>
-        <w:t xml:space="preserve">Kapitola obsahuje </w:t>
-      </w:r>
-      <w:r>
-        <w:rPr>
-          <w:highlight w:val="cyan"/>
-        </w:rPr>
-        <w:t>XY</w:t>
-      </w:r>
-      <w:r>
-        <w:t xml:space="preserve"> termínů a definic souvisících s touto normou</w:t>
-      </w:r>
-      <w:r>
-        <w:t>, z nichž nejdůležitější</w:t>
-      </w:r>
-      <w:r>
-        <w:t xml:space="preserve"> jsou následující:</w:t>
+        <w:pStyle w:val="Nadpis1"/>
+      </w:pPr>
+      <w:r>
+        <w:rPr/>
+        <w:t>3 Termíny a definice</w:t>
       </w:r>
     </w:p>
     <w:p>
       <w:pPr>
         <w:pStyle w:val="Textnormy"/>
-        <w:rPr>
-          <w:rFonts w:cs="Arial"/>
-          <w:color w:val="0070C0"/>
-        </w:rPr>
-      </w:pPr>
-      <w:r>
-        <w:rPr>
-          <w:b/>
-          <w:bCs/>
-          <w:color w:val="0070C0"/>
-        </w:rPr>
-        <w:t xml:space="preserve">autentikátor  </w:t>
-      </w:r>
-      <w:r>
-        <w:rPr>
-          <w:i/>
-          <w:iCs/>
-          <w:noProof/>
-          <w:color w:val="0070C0"/>
-        </w:rPr>
-        <w:t xml:space="preserve">(authenticator) – </w:t>
-      </w:r>
-      <w:r>
-        <w:rPr>
-          <w:rFonts w:cs="Arial"/>
-          <w:color w:val="0070C0"/>
-        </w:rPr>
-        <w:t>data sloužící k autentizaci, která mohou být zašifrována</w:t>
+      </w:pPr>
+      <w:r>
+        <w:rPr/>
+        <w:t>Kapitola obsahuje XY termínů a definic souvisejících s popisovaným dokumentem, z nichž nejdůležitější jsou následující:</w:t>
       </w:r>
     </w:p>
     <w:p>
       <w:pPr>
         <w:pStyle w:val="Textnormy"/>
-        <w:rPr>
-          <w:rFonts w:cs="Arial"/>
-          <w:color w:val="0070C0"/>
-        </w:rPr>
-      </w:pPr>
-      <w:r>
-        <w:rPr>
-          <w:b/>
-          <w:bCs/>
-          <w:color w:val="0070C0"/>
-        </w:rPr>
-        <w:t xml:space="preserve">itinerář </w:t>
-      </w:r>
-      <w:r>
-        <w:rPr>
-          <w:i/>
-          <w:iCs/>
-          <w:noProof/>
-          <w:color w:val="0070C0"/>
-        </w:rPr>
-        <w:t xml:space="preserve">(itinerary) – </w:t>
-      </w:r>
-      <w:r>
-        <w:rPr>
-          <w:rFonts w:cs="Arial"/>
-          <w:color w:val="0070C0"/>
-        </w:rPr>
-        <w:t>cestovní záznamy organizované do jednoho nebo více itinerářových záznamů umožňující ohodnocení sprá</w:t>
-      </w:r>
-      <w:r>
-        <w:rPr>
-          <w:rFonts w:cs="Arial"/>
-          <w:color w:val="0070C0"/>
-        </w:rPr>
-        <w:t>v</w:t>
-      </w:r>
-      <w:r>
-        <w:rPr>
-          <w:rFonts w:cs="Arial"/>
-          <w:color w:val="0070C0"/>
-        </w:rPr>
-        <w:t>nosti mýtných deklarací</w:t>
-      </w:r>
-    </w:p>
-    <w:p>
-      <w:pPr>
-        <w:pStyle w:val="Textnormy"/>
-        <w:spacing w:before="60"/>
-        <w:rPr>
-          <w:color w:val="0070C0"/>
-        </w:rPr>
-      </w:pPr>
-      <w:r>
-        <w:rPr>
-          <w:b/>
-          <w:color w:val="0070C0"/>
-        </w:rPr>
-        <w:t xml:space="preserve">zmrazení v reálném čase </w:t>
-      </w:r>
-      <w:r>
-        <w:rPr>
-          <w:i/>
-          <w:color w:val="0070C0"/>
-        </w:rPr>
-        <w:t xml:space="preserve">(real-time freezing) – </w:t>
-      </w:r>
-      <w:r>
-        <w:rPr>
-          <w:color w:val="0070C0"/>
-        </w:rPr>
-        <w:t>zmrazení každého itinerářového záznamu, jakmile se jeho akvizicí ukončilo používání důvěryhodného zázna</w:t>
-      </w:r>
-      <w:r>
-        <w:rPr>
-          <w:color w:val="0070C0"/>
-        </w:rPr>
-        <w:t>m</w:t>
-      </w:r>
-      <w:r>
-        <w:rPr>
-          <w:color w:val="0070C0"/>
-        </w:rPr>
-        <w:t>níku</w:t>
-      </w:r>
-    </w:p>
-    <w:p>
-      <w:pPr>
-        <w:pStyle w:val="Textnormy"/>
-        <w:spacing w:before="60"/>
-        <w:rPr>
-          <w:color w:val="0070C0"/>
-        </w:rPr>
-      </w:pPr>
-      <w:r>
-        <w:rPr>
-          <w:b/>
-          <w:bCs/>
-          <w:color w:val="0070C0"/>
-        </w:rPr>
-        <w:t>výkaz o mýtném</w:t>
-      </w:r>
-      <w:r>
-        <w:rPr>
-          <w:color w:val="0070C0"/>
-        </w:rPr>
-        <w:t xml:space="preserve"> </w:t>
-      </w:r>
-      <w:r>
-        <w:rPr>
-          <w:i/>
-          <w:iCs/>
-          <w:color w:val="0070C0"/>
-        </w:rPr>
-        <w:t xml:space="preserve">(toll declaration) – </w:t>
-      </w:r>
-      <w:r>
-        <w:rPr>
-          <w:color w:val="0070C0"/>
-        </w:rPr>
-        <w:t>hlášení výběrčímu mýtného, které deklaruje použití dané mýtné služby</w:t>
-      </w:r>
-    </w:p>
-    <w:p>
-      <w:pPr>
-        <w:pStyle w:val="Nadpis1"/>
-      </w:pPr>
-      <w:r>
-        <w:t>4</w:t>
-      </w:r>
-      <w:r>
-        <w:t> </w:t>
-      </w:r>
-      <w:bookmarkEnd w:id="38"/>
-      <w:bookmarkEnd w:id="39"/>
-      <w:bookmarkEnd w:id="40"/>
-      <w:bookmarkEnd w:id="41"/>
-      <w:bookmarkEnd w:id="42"/>
-      <w:bookmarkEnd w:id="43"/>
-      <w:bookmarkEnd w:id="44"/>
-      <w:bookmarkEnd w:id="45"/>
-      <w:bookmarkEnd w:id="46"/>
-      <w:bookmarkEnd w:id="47"/>
-      <w:bookmarkEnd w:id="48"/>
-      <w:bookmarkEnd w:id="49"/>
-      <w:bookmarkEnd w:id="50"/>
-      <w:bookmarkEnd w:id="51"/>
-      <w:bookmarkEnd w:id="52"/>
-      <w:bookmarkEnd w:id="53"/>
-      <w:bookmarkEnd w:id="54"/>
-      <w:bookmarkEnd w:id="55"/>
-      <w:bookmarkEnd w:id="56"/>
-      <w:bookmarkEnd w:id="57"/>
-      <w:bookmarkEnd w:id="58"/>
-      <w:commentRangeStart w:id="60"/>
-      <w:r>
-        <w:t>Z</w:t>
-      </w:r>
-      <w:r>
-        <w:t>kratky</w:t>
-      </w:r>
-      <w:bookmarkEnd w:id="59"/>
-      <w:commentRangeEnd w:id="60"/>
-      <w:r>
-        <w:rPr>
-          <w:rStyle w:val="Odkaznakoment"/>
-          <w:sz w:val="22"/>
-          <w:szCs w:val="20"/>
-        </w:rPr>
-        <w:commentReference w:id="60"/>
-      </w:r>
-    </w:p>
-    <w:p>
-      <w:pPr>
-        <w:pStyle w:val="Textnormy"/>
-      </w:pPr>
-      <w:r>
-        <w:t>K</w:t>
-      </w:r>
-      <w:r>
-        <w:t xml:space="preserve">apitola obsahuje </w:t>
-      </w:r>
-      <w:r>
-        <w:rPr>
-          <w:highlight w:val="cyan"/>
-        </w:rPr>
-        <w:t>XY</w:t>
-      </w:r>
-      <w:r>
-        <w:t xml:space="preserve"> </w:t>
-      </w:r>
-      <w:r>
-        <w:t>zkratek</w:t>
-      </w:r>
-      <w:r>
-        <w:t xml:space="preserve"> </w:t>
-      </w:r>
-      <w:r>
-        <w:t>souvisících s touto normou</w:t>
-      </w:r>
-      <w:r>
-        <w:t>, z nichž nejdůležitější jsou následující:</w:t>
-      </w:r>
-    </w:p>
-    <w:p>
-      <w:pPr>
-        <w:pStyle w:val="Textnormy"/>
-        <w:ind w:left="993" w:hanging="993"/>
-        <w:rPr>
-          <w:color w:val="0070C0"/>
-        </w:rPr>
-      </w:pPr>
-      <w:r>
-        <w:rPr>
-          <w:b/>
-          <w:color w:val="0070C0"/>
-        </w:rPr>
-        <w:t>AC_CR</w:t>
-      </w:r>
-      <w:r>
-        <w:rPr>
-          <w:color w:val="0070C0"/>
-        </w:rPr>
-        <w:tab/>
-        <w:t xml:space="preserve">pověření k přístupu </w:t>
-      </w:r>
-      <w:r>
-        <w:rPr>
-          <w:i/>
-          <w:color w:val="0070C0"/>
-        </w:rPr>
-        <w:t>(Access Credentials)</w:t>
-      </w:r>
-    </w:p>
-    <w:p>
-      <w:pPr>
-        <w:pStyle w:val="Textnormy"/>
-        <w:ind w:left="993" w:hanging="993"/>
-        <w:rPr>
-          <w:i/>
-          <w:color w:val="0070C0"/>
-        </w:rPr>
-      </w:pPr>
-      <w:r>
-        <w:rPr>
-          <w:b/>
-          <w:color w:val="0070C0"/>
-        </w:rPr>
-        <w:t>ADU</w:t>
-      </w:r>
-      <w:r>
-        <w:rPr>
-          <w:color w:val="0070C0"/>
-        </w:rPr>
-        <w:tab/>
-        <w:t xml:space="preserve">datová jednotka aplikační vrstvy </w:t>
-      </w:r>
-      <w:r>
-        <w:rPr>
-          <w:i/>
-          <w:color w:val="0070C0"/>
-        </w:rPr>
-        <w:t>(Application Data Unit)</w:t>
-      </w:r>
-    </w:p>
-    <w:p>
-      <w:pPr>
-        <w:pStyle w:val="Textnormy"/>
-        <w:rPr>
-          <w:rFonts w:cs="Arial"/>
-        </w:rPr>
-      </w:pPr>
-    </w:p>
-    <w:p>
-      <w:pPr>
-        <w:pStyle w:val="Textnormy"/>
-        <w:rPr>
-          <w:rFonts w:cs="Arial"/>
-        </w:rPr>
-      </w:pPr>
-      <w:commentRangeStart w:id="61"/>
-      <w:r>
-        <w:rPr>
-          <w:rFonts w:cs="Arial"/>
-        </w:rPr>
-        <w:t xml:space="preserve">Další </w:t>
-      </w:r>
-      <w:commentRangeEnd w:id="61"/>
-      <w:r>
-        <w:rPr>
-          <w:rStyle w:val="Odkaznakoment"/>
-          <w:rFonts w:cs="Arial"/>
-          <w:sz w:val="20"/>
-          <w:szCs w:val="20"/>
-        </w:rPr>
-        <w:commentReference w:id="61"/>
-      </w:r>
-      <w:r>
-        <w:rPr>
-          <w:rFonts w:cs="Arial"/>
-        </w:rPr>
-        <w:t>termíny a zkratky z oboru ITS jsou obsaženy ve slovníku ITS (</w:t>
-      </w:r>
-      <w:hyperlink r:id="rId11" w:history="1">
-        <w:r>
-          <w:rPr>
-            <w:rStyle w:val="Hypertextovodkaz"/>
-            <w:rFonts w:cs="Arial"/>
-          </w:rPr>
-          <w:t>www.ITSterminology.org</w:t>
-        </w:r>
-      </w:hyperlink>
-      <w:r>
-        <w:rPr>
-          <w:rFonts w:cs="Arial"/>
-        </w:rPr>
-        <w:t>).</w:t>
-      </w:r>
-    </w:p>
-    <w:p>
-      <w:pPr>
-        <w:pStyle w:val="Nadpis1"/>
-      </w:pPr>
-      <w:bookmarkStart w:id="62" w:name="_Toc414351339"/>
-      <w:bookmarkStart w:id="63" w:name="_Toc442856029"/>
-      <w:bookmarkStart w:id="64" w:name="_Toc442856562"/>
-      <w:bookmarkStart w:id="65" w:name="_Toc442858521"/>
-      <w:bookmarkStart w:id="66" w:name="_Toc442858984"/>
-      <w:bookmarkStart w:id="67" w:name="_Toc473558469"/>
-      <w:r>
-        <w:t>5</w:t>
-      </w:r>
-      <w:r>
-        <w:t> </w:t>
-      </w:r>
-      <w:bookmarkEnd w:id="62"/>
-      <w:bookmarkEnd w:id="63"/>
-      <w:bookmarkEnd w:id="64"/>
-      <w:bookmarkEnd w:id="65"/>
-      <w:bookmarkEnd w:id="66"/>
-      <w:bookmarkEnd w:id="67"/>
-      <w:r>
-        <w:t>Název kapitoly</w:t>
-      </w:r>
-    </w:p>
-    <w:p>
-      <w:pPr>
-        <w:pStyle w:val="Textnormy"/>
-        <w:rPr>
-          <w:color w:val="0070C0"/>
-        </w:rPr>
-      </w:pPr>
-      <w:r>
-        <w:rPr>
-          <w:color w:val="0070C0"/>
-        </w:rPr>
-        <w:t xml:space="preserve">PŘÍKLAD: </w:t>
-      </w:r>
-      <w:r>
-        <w:rPr>
-          <w:color w:val="0070C0"/>
-        </w:rPr>
-        <w:t>Ta</w:t>
-      </w:r>
-      <w:r>
-        <w:rPr>
-          <w:color w:val="0070C0"/>
-        </w:rPr>
-        <w:t>to kapitola p</w:t>
-      </w:r>
-      <w:r>
-        <w:rPr>
-          <w:color w:val="0070C0"/>
-        </w:rPr>
-        <w:t>opisuje</w:t>
-      </w:r>
-      <w:r>
-        <w:rPr>
-          <w:color w:val="0070C0"/>
-        </w:rPr>
-        <w:t xml:space="preserve"> možnosti navázání vzájemné důvěry mezi subjekty zastávajícími v rámci EFC role výběrčího, poskytovatele mýtné služby, uživatele a subje</w:t>
-      </w:r>
-      <w:r>
-        <w:rPr>
-          <w:color w:val="0070C0"/>
-        </w:rPr>
-        <w:t>k</w:t>
-      </w:r>
-      <w:r>
-        <w:rPr>
-          <w:color w:val="0070C0"/>
-        </w:rPr>
-        <w:t>tu pro správu interoperability. Vysvětluje, které z těchto subjektů musí používat bezpečné komunikační kanály a jak tyto komunikační kanály vytvořit p</w:t>
-      </w:r>
-      <w:r>
-        <w:rPr>
-          <w:color w:val="0070C0"/>
-        </w:rPr>
-        <w:t>o</w:t>
-      </w:r>
-      <w:r>
-        <w:rPr>
-          <w:color w:val="0070C0"/>
-        </w:rPr>
-        <w:t>mocí veřejných certifikátů podle ISO/IEC 9594-8 (X.509). Popisuje rozdíly mezi hierarchickými důvěryhodnými certif</w:t>
-      </w:r>
-      <w:r>
-        <w:rPr>
-          <w:color w:val="0070C0"/>
-        </w:rPr>
-        <w:t>i</w:t>
-      </w:r>
-      <w:r>
-        <w:rPr>
-          <w:color w:val="0070C0"/>
-        </w:rPr>
-        <w:t>káty, kde důvěra vychází z centrální certifikační autority, a navázáním důvěry způsobem "každý s ka</w:t>
-      </w:r>
-      <w:r>
-        <w:rPr>
-          <w:color w:val="0070C0"/>
-        </w:rPr>
-        <w:t>ž</w:t>
-      </w:r>
-      <w:r>
-        <w:rPr>
-          <w:color w:val="0070C0"/>
-        </w:rPr>
-        <w:t>dým".</w:t>
-      </w:r>
-    </w:p>
-    <w:p>
-      <w:pPr>
-        <w:pStyle w:val="Textnormy"/>
-        <w:rPr>
-          <w:color w:val="0070C0"/>
-        </w:rPr>
-      </w:pPr>
-      <w:r>
-        <w:rPr>
-          <w:color w:val="0070C0"/>
-        </w:rPr>
-        <w:t>Dále jsou zde popsány doporučené způsoby odvolávání certifikátů, nastavování doby jejich platnosti a dopor</w:t>
-      </w:r>
-      <w:r>
-        <w:rPr>
-          <w:color w:val="0070C0"/>
-        </w:rPr>
-        <w:t>u</w:t>
-      </w:r>
-      <w:r>
-        <w:rPr>
-          <w:color w:val="0070C0"/>
-        </w:rPr>
-        <w:t>čené použití několika různých privátních klíčů pro různé účely.</w:t>
-      </w:r>
-    </w:p>
-    <w:p>
-      <w:pPr>
-        <w:pStyle w:val="Nadpislnku"/>
-      </w:pPr>
-      <w:r>
-        <w:t>5.1 Název</w:t>
-      </w:r>
-      <w:commentRangeStart w:id="68"/>
-      <w:r>
-        <w:t xml:space="preserve"> článku</w:t>
-      </w:r>
-      <w:commentRangeEnd w:id="68"/>
-      <w:r>
-        <w:rPr>
-          <w:rStyle w:val="Odkaznakoment"/>
-          <w:sz w:val="20"/>
-          <w:szCs w:val="20"/>
-        </w:rPr>
-        <w:commentReference w:id="68"/>
-      </w:r>
-    </w:p>
-    <w:p>
-      <w:pPr>
-        <w:spacing w:after="240"/>
+      </w:pPr>
+      <w:r>
         <w:rPr>
           <w:b/>
         </w:rPr>
+        <w:t>autentikátor</w:t>
+      </w:r>
+      <w:r>
+        <w:rPr/>
+        <w:t xml:space="preserve"> </w:t>
+      </w:r>
+      <w:r>
+        <w:rPr>
+          <w:i/>
+        </w:rPr>
+        <w:t>(authenticator)</w:t>
+      </w:r>
+      <w:r>
+        <w:rPr/>
+        <w:t xml:space="preserve"> – data sloužící k autentizaci, která mohou být zašifrována</w:t>
+      </w:r>
+    </w:p>
+    <w:p>
+      <w:pPr>
+        <w:pStyle w:val="Textnormy"/>
       </w:pPr>
       <w:r>
         <w:rPr>
           <w:b/>
         </w:rPr>
-        <w:t>(…)</w:t>
+        <w:t>itinerář</w:t>
+      </w:r>
+      <w:r>
+        <w:rPr/>
+        <w:t xml:space="preserve"> </w:t>
+      </w:r>
+      <w:r>
+        <w:rPr>
+          <w:i/>
+        </w:rPr>
+        <w:t>(itinerary)</w:t>
+      </w:r>
+      <w:r>
+        <w:rPr/>
+        <w:t xml:space="preserve"> – cestovní záznamy organizované do jednoho nebo více itinerářových záznamů umožňující ohodnocení správnosti mýtných deklarací</w:t>
       </w:r>
     </w:p>
     <w:p>
       <w:pPr>
-        <w:spacing w:after="240"/>
-      </w:pPr>
-      <w:commentRangeStart w:id="69"/>
+        <w:pStyle w:val="Textnormy"/>
+      </w:pPr>
       <w:r>
         <w:rPr>
           <w:b/>
         </w:rPr>
-        <w:t xml:space="preserve">5.2.1- 5.2.7 </w:t>
-      </w:r>
-      <w:commentRangeEnd w:id="69"/>
+        <w:t>výkaz o mýtném</w:t>
+      </w:r>
+      <w:r>
+        <w:rPr/>
+        <w:t xml:space="preserve"> </w:t>
+      </w:r>
       <w:r>
         <w:rPr>
-          <w:rStyle w:val="Odkaznakoment"/>
-          <w:color w:val="0070C0"/>
-          <w:sz w:val="20"/>
-          <w:szCs w:val="20"/>
+          <w:i/>
         </w:rPr>
-        <w:commentReference w:id="69"/>
-      </w:r>
-      <w:r>
-        <w:rPr>
-          <w:color w:val="0070C0"/>
-        </w:rPr>
-        <w:t>Tyto podkapitoly přináší základní matematické vztahy, jež byly využity při návrhu varovných strat</w:t>
-      </w:r>
-      <w:r>
-        <w:rPr>
-          <w:color w:val="0070C0"/>
-        </w:rPr>
-        <w:t>e</w:t>
-      </w:r>
-      <w:r>
-        <w:rPr>
-          <w:color w:val="0070C0"/>
-        </w:rPr>
-        <w:t>gií systému CSVS, např. výpočet časových kritérií pro rozhodování systému.</w:t>
+        <w:t>(toll declaration)</w:t>
+      </w:r>
+      <w:r>
+        <w:rPr/>
+        <w:t xml:space="preserve"> – hlášení výběrčímu mýtného, které deklaruje použití dané mýtné služby</w:t>
       </w:r>
     </w:p>
     <w:p>
       <w:pPr>
         <w:pStyle w:val="Textnormy"/>
       </w:pPr>
+      <w:r>
+        <w:rPr/>
+        <w:t>Další termíny a zkratky z oboru ITS jsou obsaženy ve slovníku ITS terminology.</w:t>
+      </w:r>
     </w:p>
     <w:p>
       <w:pPr>
+        <w:pStyle w:val="Nadpis1"/>
+      </w:pPr>
+      <w:r>
+        <w:rPr/>
+        <w:t>4 Symboly a zkratky</w:t>
+      </w:r>
+    </w:p>
+    <w:p>
+      <w:pPr>
         <w:pStyle w:val="Textnormy"/>
       </w:pPr>
+      <w:r>
+        <w:rPr/>
+        <w:t>Kapitola obsahuje celkem XY zkratek, z nichž nejdůležitější jsou následující:</w:t>
+      </w:r>
+    </w:p>
+    <w:p>
+      <w:pPr>
+        <w:pStyle w:val="Textnormy"/>
+        <w:tabs>
+          <w:tab w:pos="1134" w:val="left"/>
+        </w:tabs>
+      </w:pPr>
+      <w:r>
+        <w:rPr>
+          <w:b/>
+        </w:rPr>
+        <w:t>AC_CR</w:t>
+      </w:r>
+      <w:r>
+        <w:rPr/>
+        <w:tab/>
+        <w:t xml:space="preserve">pověření k přístupu </w:t>
+      </w:r>
+      <w:r>
+        <w:rPr>
+          <w:i/>
+        </w:rPr>
+        <w:t>(Access Credentials)</w:t>
+      </w:r>
+    </w:p>
+    <w:p>
+      <w:pPr>
+        <w:pStyle w:val="Textnormy"/>
+        <w:tabs>
+          <w:tab w:pos="1134" w:val="left"/>
+        </w:tabs>
+      </w:pPr>
+      <w:r>
+        <w:rPr>
+          <w:b/>
+        </w:rPr>
+        <w:t>ADU</w:t>
+      </w:r>
+      <w:r>
+        <w:rPr/>
+        <w:tab/>
+        <w:t xml:space="preserve">datová jednotka aplikační vrstvy </w:t>
+      </w:r>
+      <w:r>
+        <w:rPr>
+          <w:i/>
+        </w:rPr>
+        <w:t>(Application Data Unit)</w:t>
+      </w:r>
+    </w:p>
+    <w:p>
+      <w:pPr>
+        <w:pStyle w:val="Textnormy"/>
+        <w:tabs>
+          <w:tab w:pos="1134" w:val="left"/>
+        </w:tabs>
+      </w:pPr>
+      <w:r>
+        <w:rPr>
+          <w:b/>
+        </w:rPr>
+        <w:t>OBE</w:t>
+      </w:r>
+      <w:r>
+        <w:rPr/>
+        <w:tab/>
+        <w:t xml:space="preserve">palubní jednotka </w:t>
+      </w:r>
+      <w:r>
+        <w:rPr>
+          <w:i/>
+        </w:rPr>
+        <w:t>(On-Board Equipment)</w:t>
+      </w:r>
+    </w:p>
+    <w:p>
+      <w:pPr>
+        <w:pStyle w:val="Textnormy"/>
+      </w:pPr>
+      <w:r>
+        <w:rPr/>
+        <w:t>Další termíny a zkratky z oboru ITS jsou obsaženy ve slovníku ITS terminology (www.ITSterminology.org).</w:t>
+      </w:r>
+    </w:p>
+    <w:p>
+      <w:pPr>
+        <w:pStyle w:val="Nadpis1"/>
+      </w:pPr>
+      <w:r>
+        <w:rPr/>
+        <w:t>5 Název kapitoly</w:t>
+      </w:r>
+    </w:p>
+    <w:p>
+      <w:pPr>
+        <w:pStyle w:val="Textnormy"/>
+      </w:pPr>
+      <w:r>
+        <w:rPr/>
+        <w:t>PŘÍKLAD: Tato kapitola (rozsah 4 strany) popisuje možnosti navázání vzájemné důvěry mezi subjekty zastávajícími v rámci EFC role výběrčího, poskytovatele mýtné služby, uživatele a subjektu pro správu interoperability. Rozlišuje hierarchickou důvěru vycházející z centrální certifikační autority a navázání důvěry způsobem „každý s každým“, jak znázorňuje obrázek 1.</w:t>
+      </w:r>
+    </w:p>
+    <w:p>
+      <w:pPr>
+        <w:pStyle w:val="Textnormy"/>
+      </w:pPr>
+      <w:r>
+        <w:rPr/>
+        <w:t>Články 5.2.1 až 5.2.7 přinášejí základní matematické vztahy využité při návrhu varovných strategií, např. výpočet časových kritérií pro rozhodování systému. (Výčet článků kapitoly se uvádí jednou větou, ne odrážkovým seznamem.)</w:t>
+      </w:r>
+    </w:p>
+    <w:p>
+      <w:pPr>
+        <w:pStyle w:val="Nadpislnku"/>
+      </w:pPr>
+      <w:r>
+        <w:rPr/>
+        <w:t>5.3 Název článku</w:t>
+      </w:r>
+    </w:p>
+    <w:p>
+      <w:pPr>
+        <w:pStyle w:val="Textnormy"/>
+      </w:pPr>
+      <w:r>
+        <w:rPr/>
+        <w:t>Článek se uvádí samostatně, jen pokud nese podstatnou informaci.</w:t>
+      </w:r>
     </w:p>
     <w:p>
       <w:pPr>
@@ -1351,196 +557,204 @@
       <w:pPr>
         <w:pStyle w:val="NadpisTabObr"/>
       </w:pPr>
-      <w:commentRangeStart w:id="70"/>
-      <w:r>
-        <w:t xml:space="preserve">Obrázek 1 – </w:t>
-      </w:r>
-      <w:r>
-        <w:t>Název obrázku</w:t>
-      </w:r>
-      <w:r>
-        <w:t xml:space="preserve"> (obr. 5</w:t>
-      </w:r>
-      <w:r>
-        <w:t xml:space="preserve"> normy)</w:t>
-      </w:r>
-      <w:commentRangeEnd w:id="70"/>
-      <w:r>
-        <w:rPr>
-          <w:rStyle w:val="Odkaznakoment"/>
-          <w:sz w:val="20"/>
-          <w:szCs w:val="20"/>
-        </w:rPr>
-        <w:commentReference w:id="70"/>
+      <w:r>
+        <w:rPr/>
+        <w:t>Obrázek 1 – Název obrázku (obr. 5 popisovaného dokumentu)</w:t>
       </w:r>
     </w:p>
     <w:p>
       <w:pPr>
-        <w:pStyle w:val="Textnormy"/>
-      </w:pPr>
+        <w:pStyle w:val="Nadpis1"/>
+      </w:pPr>
+      <w:r>
+        <w:rPr/>
+        <w:t>6 Název kapitoly</w:t>
+      </w:r>
     </w:p>
     <w:p>
       <w:pPr>
-        <w:keepNext/>
-        <w:keepLines/>
-        <w:widowControl w:val="0"/>
-        <w:spacing w:before="240" w:after="180"/>
-        <w:ind w:left="432" w:hanging="432"/>
-      </w:pPr>
-      <w:r>
-        <w:rPr>
-          <w:b/>
-          <w:sz w:val="24"/>
-          <w:szCs w:val="24"/>
-        </w:rPr>
-        <w:lastRenderedPageBreak/>
-        <w:t>6 </w:t>
-      </w:r>
-      <w:r>
-        <w:rPr>
-          <w:b/>
-          <w:sz w:val="24"/>
-          <w:szCs w:val="24"/>
-        </w:rPr>
-        <w:t>Název kapitoly</w:t>
+        <w:pStyle w:val="Textnormy"/>
+      </w:pPr>
+      <w:r>
+        <w:rPr/>
+        <w:t>PŘÍKLAD: Tato kapitola (rozsah 23 stran) tvoří jádro popisovaného dokumentu. Obsahuje základní sadu bezpečnostních požadavků, které by měly ochránit data v EFC systému. Požadavky vycházejí z analýzy hrozeb uvedené v příloze D a jsou seskupeny do tzv. profilů. Příklad požadavků pro obecné rozhraní uvádí tabulka 1.</w:t>
       </w:r>
     </w:p>
     <w:p>
       <w:pPr>
+        <w:pStyle w:val="NadpisTabObr"/>
+      </w:pPr>
+      <w:r>
+        <w:rPr/>
+        <w:t>Tabulka 1 – Název tabulky (tab. 7 popisovaného dokumentu)</w:t>
+      </w:r>
+    </w:p>
+    <w:tbl>
+      <w:tblPr>
+        <w:tblW w:type="auto" w:w="0"/>
+        <w:tblLook w:firstColumn="1" w:firstRow="1" w:lastColumn="0" w:lastRow="0" w:noHBand="0" w:noVBand="1" w:val="04A0"/>
+        <w:tblBorders>
+          <w:top w:val="single" w:sz="4" w:color="808080"/>
+          <w:left w:val="single" w:sz="4" w:color="808080"/>
+          <w:bottom w:val="single" w:sz="4" w:color="808080"/>
+          <w:right w:val="single" w:sz="4" w:color="808080"/>
+          <w:insideH w:val="single" w:sz="4" w:color="808080"/>
+          <w:insideV w:val="single" w:sz="4" w:color="808080"/>
+        </w:tblBorders>
+      </w:tblPr>
+      <w:tblGrid>
+        <w:gridCol w:w="3307"/>
+        <w:gridCol w:w="3307"/>
+        <w:gridCol w:w="3307"/>
+      </w:tblGrid>
+      <w:tr>
+        <w:tc>
+          <w:tcPr>
+            <w:tcW w:type="dxa" w:w="3307"/>
+          </w:tcPr>
+          <w:p>
+            <w:pPr>
+              <w:pStyle w:val="Texttabulky"/>
+            </w:pPr>
+            <w:r>
+              <w:rPr>
+                <w:b/>
+              </w:rPr>
+              <w:t>Rozhraní</w:t>
+            </w:r>
+          </w:p>
+        </w:tc>
+        <w:tc>
+          <w:tcPr>
+            <w:tcW w:type="dxa" w:w="3307"/>
+          </w:tcPr>
+          <w:p>
+            <w:pPr>
+              <w:pStyle w:val="Texttabulky"/>
+            </w:pPr>
+            <w:r>
+              <w:rPr>
+                <w:b/>
+              </w:rPr>
+              <w:t>Požadavek</w:t>
+            </w:r>
+          </w:p>
+        </w:tc>
+        <w:tc>
+          <w:tcPr>
+            <w:tcW w:type="dxa" w:w="3307"/>
+          </w:tcPr>
+          <w:p>
+            <w:pPr>
+              <w:pStyle w:val="Texttabulky"/>
+            </w:pPr>
+            <w:r>
+              <w:rPr>
+                <w:b/>
+              </w:rPr>
+              <w:t>Profil</w:t>
+            </w:r>
+          </w:p>
+        </w:tc>
+      </w:tr>
+      <w:tr>
+        <w:tc>
+          <w:tcPr>
+            <w:tcW w:type="dxa" w:w="3307"/>
+          </w:tcPr>
+          <w:p>
+            <w:pPr>
+              <w:pStyle w:val="Texttabulky"/>
+            </w:pPr>
+            <w:r>
+              <w:t>DSRC</w:t>
+            </w:r>
+          </w:p>
+        </w:tc>
+        <w:tc>
+          <w:tcPr>
+            <w:tcW w:type="dxa" w:w="3307"/>
+          </w:tcPr>
+          <w:p>
+            <w:pPr>
+              <w:pStyle w:val="Texttabulky"/>
+            </w:pPr>
+            <w:r>
+              <w:t>Autentizace OBE i RSE</w:t>
+            </w:r>
+          </w:p>
+        </w:tc>
+        <w:tc>
+          <w:tcPr>
+            <w:tcW w:type="dxa" w:w="3307"/>
+          </w:tcPr>
+          <w:p>
+            <w:pPr>
+              <w:pStyle w:val="Texttabulky"/>
+            </w:pPr>
+            <w:r>
+              <w:t>P1</w:t>
+            </w:r>
+          </w:p>
+        </w:tc>
+      </w:tr>
+      <w:tr>
+        <w:tc>
+          <w:tcPr>
+            <w:tcW w:type="dxa" w:w="3307"/>
+          </w:tcPr>
+          <w:p>
+            <w:pPr>
+              <w:pStyle w:val="Texttabulky"/>
+            </w:pPr>
+            <w:r>
+              <w:t>…</w:t>
+            </w:r>
+          </w:p>
+        </w:tc>
+        <w:tc>
+          <w:tcPr>
+            <w:tcW w:type="dxa" w:w="3307"/>
+          </w:tcPr>
+          <w:p>
+            <w:pPr>
+              <w:pStyle w:val="Texttabulky"/>
+            </w:pPr>
+            <w:r>
+              <w:t>…</w:t>
+            </w:r>
+          </w:p>
+        </w:tc>
+        <w:tc>
+          <w:tcPr>
+            <w:tcW w:type="dxa" w:w="3307"/>
+          </w:tcPr>
+          <w:p>
+            <w:pPr>
+              <w:pStyle w:val="Texttabulky"/>
+            </w:pPr>
+            <w:r>
+              <w:t>…</w:t>
+            </w:r>
+          </w:p>
+        </w:tc>
+      </w:tr>
+    </w:tbl>
+    <w:p>
+      <w:pPr>
         <w:pStyle w:val="Textnormy"/>
-        <w:rPr>
-          <w:b/>
-          <w:color w:val="0070C0"/>
-        </w:rPr>
-      </w:pPr>
-      <w:r>
-        <w:rPr>
-          <w:color w:val="0070C0"/>
-        </w:rPr>
-        <w:t xml:space="preserve">PŘÍKLAD: </w:t>
-      </w:r>
-      <w:r>
-        <w:rPr>
-          <w:color w:val="0070C0"/>
-        </w:rPr>
-        <w:t xml:space="preserve">Tato kapitola </w:t>
-      </w:r>
-      <w:r>
-        <w:rPr>
-          <w:color w:val="0070C0"/>
-        </w:rPr>
-        <w:t>(rozsah 23 stran) tvoří jádro popisované normy. O</w:t>
-      </w:r>
-      <w:r>
-        <w:rPr>
-          <w:color w:val="0070C0"/>
-        </w:rPr>
-        <w:t>bsahuje základní sadu bezpečnos</w:t>
-      </w:r>
-      <w:r>
-        <w:rPr>
-          <w:color w:val="0070C0"/>
-        </w:rPr>
-        <w:t>t</w:t>
-      </w:r>
-      <w:r>
-        <w:rPr>
-          <w:color w:val="0070C0"/>
-        </w:rPr>
-        <w:t>ních požadavků, které by měly ochránit data v EFC systému. Požadavky vycházejí z analýzy hrozeb EFC sy</w:t>
-      </w:r>
-      <w:r>
-        <w:rPr>
-          <w:color w:val="0070C0"/>
-        </w:rPr>
-        <w:t>s</w:t>
-      </w:r>
-      <w:r>
-        <w:rPr>
-          <w:color w:val="0070C0"/>
-        </w:rPr>
-        <w:t>tému, která je uvedena v příloze D. Požadavky jsou seskupeny do tzv. profilů, které jsou závazné pro splnění daného prof</w:t>
-      </w:r>
-      <w:r>
-        <w:rPr>
-          <w:color w:val="0070C0"/>
-        </w:rPr>
-        <w:t>i</w:t>
-      </w:r>
-      <w:r>
-        <w:rPr>
-          <w:color w:val="0070C0"/>
-        </w:rPr>
-        <w:t>lu.</w:t>
+      </w:pPr>
+      <w:r>
+        <w:rPr/>
       </w:r>
     </w:p>
     <w:p>
       <w:pPr>
         <w:pStyle w:val="Textnormy"/>
-        <w:rPr>
-          <w:color w:val="0070C0"/>
-        </w:rPr>
-      </w:pPr>
-      <w:r>
-        <w:rPr>
-          <w:color w:val="0070C0"/>
-        </w:rPr>
-        <w:t>Kapitola je tématicky rozdělena na podčásti, které popisují požadavky na zabezpečení a příslušné profily pro konkrétní komponenty EFC systému. Jedná se například o komunikační rozhraní, uchovávání dat, systém v</w:t>
-      </w:r>
-      <w:r>
-        <w:rPr>
-          <w:color w:val="0070C0"/>
-        </w:rPr>
-        <w:t>ý</w:t>
-      </w:r>
-      <w:r>
-        <w:rPr>
-          <w:color w:val="0070C0"/>
-        </w:rPr>
-        <w:t>běrčího, systém poskytovatele mýtné služby, uživatele a správce interoperability. Příklad požadavků pro obecné rozhraní je uveden v tabulce 3.</w:t>
-      </w:r>
-    </w:p>
-    <w:p>
-      <w:pPr>
-        <w:widowControl w:val="0"/>
-        <w:tabs>
-          <w:tab w:val="left" w:pos="640"/>
-        </w:tabs>
-        <w:spacing w:before="32"/>
-        <w:jc w:val="both"/>
-        <w:rPr>
-          <w:color w:val="0070C0"/>
-        </w:rPr>
-      </w:pPr>
-      <w:r>
-        <w:rPr>
-          <w:color w:val="0070C0"/>
-        </w:rPr>
-        <w:t>Dále tato kapitola popisuje rizika</w:t>
-      </w:r>
-      <w:r>
-        <w:rPr>
-          <w:color w:val="0070C0"/>
-        </w:rPr>
-        <w:t>.</w:t>
-      </w:r>
-      <w:r>
-        <w:rPr>
-          <w:color w:val="0070C0"/>
-        </w:rPr>
-        <w:t xml:space="preserve"> ze kterých vychází požadavky na bezpečnost. Níže je uveden příklad hodn</w:t>
-      </w:r>
-      <w:r>
-        <w:rPr>
-          <w:color w:val="0070C0"/>
-        </w:rPr>
-        <w:t>o</w:t>
-      </w:r>
-      <w:r>
-        <w:rPr>
-          <w:color w:val="0070C0"/>
-        </w:rPr>
-        <w:t>cení rizik DSRC profilu a navržených protiopatřeních:</w:t>
+      </w:pPr>
+      <w:r>
+        <w:rPr/>
+        <w:t>Dále tato kapitola popisuje rizika, ze kterých vycházejí požadavky na bezpečnost, například:</w:t>
       </w:r>
     </w:p>
     <w:p>
@@ -1702,179 +916,96 @@
         <w:pStyle w:val="Nadpis1"/>
       </w:pPr>
       <w:r>
-        <w:t xml:space="preserve">Příloha A </w:t>
-      </w:r>
-      <w:r>
-        <w:rPr>
-          <w:b w:val="0"/>
-        </w:rPr>
-        <w:t xml:space="preserve">(informativní) </w:t>
-      </w:r>
-      <w:r>
-        <w:t>Název přílohy</w:t>
-      </w:r>
-      <w:r>
-        <w:t xml:space="preserve"> </w:t>
+        <w:rPr/>
+        <w:t>Příloha A (informativní) Název přílohy</w:t>
       </w:r>
     </w:p>
     <w:p>
       <w:pPr>
         <w:pStyle w:val="Textnormy"/>
-        <w:rPr>
-          <w:color w:val="0070C0"/>
-        </w:rPr>
-      </w:pPr>
-      <w:r>
-        <w:rPr>
-          <w:color w:val="0070C0"/>
-        </w:rPr>
-        <w:t xml:space="preserve">Příloha </w:t>
-      </w:r>
-      <w:r>
-        <w:rPr>
-          <w:color w:val="0070C0"/>
-        </w:rPr>
-        <w:t xml:space="preserve">A </w:t>
-      </w:r>
-      <w:r>
-        <w:rPr>
-          <w:color w:val="0070C0"/>
-        </w:rPr>
-        <w:t>obsahuje grafické popisy směrového oblouku, body zájmu oblouku a body zájmu cílového oblouku. Směrové oblouky mohou být rozděleny do pěti skupin. Typy směrových oblouků jsou popsány v tabulce A.1.</w:t>
+      </w:pPr>
+      <w:r>
+        <w:rPr/>
+        <w:t>Příloha A (rozsah 3 strany) obsahuje grafické popisy směrového oblouku, body zájmu oblouku a body zájmu cílového oblouku. Směrové oblouky dělí do pěti skupin (tab. A.1 popisovaného dokumentu).</w:t>
       </w:r>
     </w:p>
     <w:p>
       <w:pPr>
-        <w:pStyle w:val="Textnormy"/>
-        <w:rPr>
-          <w:color w:val="0070C0"/>
-        </w:rPr>
-      </w:pPr>
-      <w:r>
-        <w:rPr>
-          <w:color w:val="0070C0"/>
-        </w:rPr>
-        <w:t>(…)</w:t>
+        <w:pStyle w:val="Nadpis1"/>
+      </w:pPr>
+      <w:r>
+        <w:rPr/>
+        <w:t>Příloha B (normativní) Název přílohy</w:t>
       </w:r>
     </w:p>
     <w:p>
       <w:pPr>
-        <w:pStyle w:val="Nadpis1"/>
-      </w:pPr>
-      <w:r>
-        <w:t>Příloha B</w:t>
-      </w:r>
-      <w:r>
-        <w:rPr>
-          <w:b w:val="0"/>
-        </w:rPr>
-        <w:t xml:space="preserve"> </w:t>
-      </w:r>
-      <w:r>
-        <w:rPr>
-          <w:b w:val="0"/>
-        </w:rPr>
-        <w:t>(normativní)</w:t>
-      </w:r>
-      <w:r>
-        <w:t xml:space="preserve"> </w:t>
-      </w:r>
-      <w:r>
-        <w:t>Název přílohy</w:t>
-      </w:r>
-      <w:r>
-        <w:t xml:space="preserve"> </w:t>
+        <w:pStyle w:val="Textnormy"/>
+      </w:pPr>
+      <w:r>
+        <w:rPr/>
+        <w:t>Příloha B (rozsah 18 stran) stanoví funkční principy systému CSWS, které znázorňuje obrázek 2.</w:t>
       </w:r>
     </w:p>
     <w:p>
       <w:pPr>
-        <w:pStyle w:val="Textnormy"/>
+        <w:pStyle w:val="Obrzek"/>
+      </w:pPr>
+      <w:r>
         <w:rPr>
-          <w:color w:val="0070C0"/>
+          <w:noProof/>
         </w:rPr>
-      </w:pPr>
-      <w:r>
-        <w:rPr>
-          <w:color w:val="0070C0"/>
-        </w:rPr>
-        <w:t>P</w:t>
-      </w:r>
-      <w:r>
-        <w:rPr>
-          <w:color w:val="0070C0"/>
-        </w:rPr>
-        <w:t xml:space="preserve">říloha </w:t>
-      </w:r>
-      <w:r>
-        <w:rPr>
-          <w:color w:val="0070C0"/>
-        </w:rPr>
-        <w:t>B stanoví</w:t>
-      </w:r>
-      <w:r>
-        <w:rPr>
-          <w:color w:val="0070C0"/>
-        </w:rPr>
-        <w:t xml:space="preserve"> funkční principy systému CSWS, viz obrázek 3 níže. </w:t>
+        <w:pict w14:anchorId="478E3445">
+          <v:shapetype id="_x0000_t75" coordsize="21600,21600" o:spt="75" o:preferrelative="t" path="m@4@5l@4@11@9@11@9@5xe" filled="f" stroked="f">
+            <v:stroke joinstyle="miter"/>
+            <v:formulas>
+              <v:f eqn="if lineDrawn pixelLineWidth 0"/>
+              <v:f eqn="sum @0 1 0"/>
+              <v:f eqn="sum 0 0 @1"/>
+              <v:f eqn="prod @2 1 2"/>
+              <v:f eqn="prod @3 21600 pixelWidth"/>
+              <v:f eqn="prod @3 21600 pixelHeight"/>
+              <v:f eqn="sum @0 0 1"/>
+              <v:f eqn="prod @6 1 2"/>
+              <v:f eqn="prod @7 21600 pixelWidth"/>
+              <v:f eqn="sum @8 21600 0"/>
+              <v:f eqn="prod @7 21600 pixelHeight"/>
+              <v:f eqn="sum @10 21600 0"/>
+            </v:formulas>
+            <v:path o:extrusionok="f" gradientshapeok="t" o:connecttype="rect"/>
+            <o:lock v:ext="edit" aspectratio="t"/>
+          </v:shapetype>
+          <v:shape id="image03.png" o:spid="_x0000_i1025" type="#_x0000_t75" style="width:450.75pt;height:169.5pt;visibility:visible">
+            <v:imagedata r:id="rId12" o:title=""/>
+          </v:shape>
+        </w:pict>
       </w:r>
     </w:p>
     <w:p>
       <w:pPr>
-        <w:pStyle w:val="Textnormy"/>
-        <w:rPr>
-          <w:color w:val="0070C0"/>
-        </w:rPr>
-      </w:pPr>
-      <w:r>
-        <w:rPr>
-          <w:color w:val="0070C0"/>
-        </w:rPr>
-        <w:t>(…)</w:t>
+        <w:pStyle w:val="NadpisTabObr"/>
+      </w:pPr>
+      <w:r>
+        <w:rPr/>
+        <w:t>Obrázek 2 – Název obrázku (obr. B.1 popisovaného dokumentu)</w:t>
       </w:r>
     </w:p>
     <w:p>
       <w:pPr>
-        <w:pStyle w:val="Obrzek"/>
-        <w:rPr>
-          <w:color w:val="0070C0"/>
-        </w:rPr>
-      </w:pPr>
-      <w:r>
-        <w:rPr>
-          <w:noProof/>
-          <w:color w:val="0070C0"/>
-        </w:rPr>
-        <w:pict w14:anchorId="3578058C">
-          <v:shape id="image04.png" o:spid="_x0000_i1026" type="#_x0000_t75" style="width:468.75pt;height:147.75pt;visibility:visible">
-            <v:imagedata r:id="rId13" o:title="" cropbottom="12806f"/>
-          </v:shape>
-        </w:pict>
+        <w:pStyle w:val="Nadpis1"/>
+      </w:pPr>
+      <w:r>
+        <w:rPr/>
+        <w:t>Příloha C (informativní) Název přílohy</w:t>
       </w:r>
     </w:p>
     <w:p>
       <w:pPr>
-        <w:pStyle w:val="NadpisTabObr"/>
-        <w:rPr>
-          <w:color w:val="0070C0"/>
-        </w:rPr>
-      </w:pPr>
-      <w:r>
-        <w:rPr>
-          <w:color w:val="0070C0"/>
-        </w:rPr>
-        <w:t xml:space="preserve">   Obrázek 3 – </w:t>
-      </w:r>
-      <w:r>
-        <w:rPr>
-          <w:color w:val="0070C0"/>
-        </w:rPr>
-        <w:t xml:space="preserve">Název obrázku </w:t>
-      </w:r>
-      <w:r>
-        <w:rPr>
-          <w:color w:val="0070C0"/>
-        </w:rPr>
-        <w:t xml:space="preserve"> (obr. B.1 normy)</w:t>
+        <w:pStyle w:val="Textnormy"/>
+      </w:pPr>
+      <w:r>
+        <w:rPr/>
+        <w:t>Příloha C popisuje/obsahuje/stanoví…</w:t>
       </w:r>
     </w:p>
     <w:p>
@@ -1882,111 +1013,97 @@
         <w:pStyle w:val="Nadpis1"/>
       </w:pPr>
       <w:r>
-        <w:t xml:space="preserve">Příloha C </w:t>
-      </w:r>
-      <w:r>
-        <w:rPr>
-          <w:b w:val="0"/>
-        </w:rPr>
-        <w:t>(informativní)</w:t>
-      </w:r>
-      <w:r>
-        <w:rPr>
-          <w:b w:val="0"/>
-        </w:rPr>
-        <w:t xml:space="preserve"> </w:t>
-      </w:r>
-      <w:r>
-        <w:t>Název přílohy</w:t>
-      </w:r>
-      <w:r>
-        <w:t xml:space="preserve"> </w:t>
+        <w:rPr/>
+        <w:t>Bibliografie</w:t>
       </w:r>
     </w:p>
     <w:p>
       <w:pPr>
         <w:pStyle w:val="Textnormy"/>
-        <w:rPr>
-          <w:color w:val="0070C0"/>
-        </w:rPr>
-      </w:pPr>
-      <w:r>
-        <w:rPr>
-          <w:color w:val="0070C0"/>
-        </w:rPr>
-        <w:t xml:space="preserve">Příloha C popisuje/obsahuje/stanoví… </w:t>
+      </w:pPr>
+      <w:r>
+        <w:rPr/>
+        <w:t>Bibliografie uvádí celkem 32 dokumentů… (uvádí se výjimečně, např. u technických zpráv).</w:t>
       </w:r>
     </w:p>
     <w:p>
       <w:pPr>
         <w:pStyle w:val="Textnormy"/>
-        <w:rPr>
-          <w:color w:val="0070C0"/>
-        </w:rPr>
-      </w:pPr>
-      <w:r>
-        <w:rPr>
-          <w:color w:val="0070C0"/>
-        </w:rPr>
-        <w:t>(…)</w:t>
+      </w:pPr>
+      <w:r>
+        <w:rPr/>
       </w:r>
     </w:p>
     <w:p>
       <w:pPr>
         <w:pStyle w:val="Textnormy"/>
-        <w:rPr>
-          <w:color w:val="0070C0"/>
-        </w:rPr>
-      </w:pPr>
+      </w:pPr>
+      <w:r>
+        <w:rPr/>
+        <w:t>(POZNÁMKA PRO ZPRACOVATELE – před odevzdáním odstraňte)</w:t>
+      </w:r>
     </w:p>
     <w:p>
       <w:pPr>
         <w:pStyle w:val="Textnormy"/>
-        <w:rPr>
-          <w:i/>
-          <w:sz w:val="22"/>
-          <w:szCs w:val="22"/>
-        </w:rPr>
-      </w:pPr>
-      <w:r>
-        <w:rPr>
-          <w:i/>
-          <w:sz w:val="22"/>
-          <w:szCs w:val="22"/>
-        </w:rPr>
-        <w:t>(POZNÁMKA PRO ZPRACOVATELE: Tento dokument slouží jako šablona extraktu k dodržení je</w:t>
-      </w:r>
-      <w:r>
-        <w:rPr>
-          <w:i/>
-          <w:sz w:val="22"/>
-          <w:szCs w:val="22"/>
-        </w:rPr>
-        <w:t>d</w:t>
-      </w:r>
-      <w:r>
-        <w:rPr>
-          <w:i/>
-          <w:sz w:val="22"/>
-          <w:szCs w:val="22"/>
-        </w:rPr>
-        <w:t>notných formálních prvků. Rozsah extra</w:t>
-      </w:r>
-      <w:r>
-        <w:rPr>
-          <w:i/>
-          <w:sz w:val="22"/>
-          <w:szCs w:val="22"/>
-        </w:rPr>
-        <w:t>k</w:t>
-      </w:r>
-      <w:r>
-        <w:rPr>
-          <w:i/>
-          <w:sz w:val="22"/>
-          <w:szCs w:val="22"/>
-        </w:rPr>
-        <w:t>tu má být cca 4-5 stran.)</w:t>
+      </w:pPr>
+      <w:r>
+        <w:rPr/>
+        <w:t>• Název v záhlaví podle druhu popisovaného dokumentu: EXTRAKT z evropské normy / z mezinárodní normy ISO / z technické specifikace ISO (CEN) / z technické zprávy ISO (CEN).</w:t>
+      </w:r>
+    </w:p>
+    <w:p>
+      <w:pPr>
+        <w:pStyle w:val="Textnormy"/>
+      </w:pPr>
+      <w:r>
+        <w:rPr/>
+        <w:t>• Označení a údaj „Vydána RRRR, N stran“ se uvádějí podle vydání ISO nebo CEN, které extrakt popisuje (u společných norem CEN-ISO jsou shodné). České vydání, třídicí znak ani ICS se neuvádějí.</w:t>
+      </w:r>
+    </w:p>
+    <w:p>
+      <w:pPr>
+        <w:pStyle w:val="Textnormy"/>
+      </w:pPr>
+      <w:r>
+        <w:rPr/>
+        <w:t>• Řádek „Extrakt zpracován RRRR“ uvádí rok zpracování extraktu, po věcné úpravě „Extrakt zpracován RRRR, aktualizován RRRR“.</w:t>
+      </w:r>
+    </w:p>
+    <w:p>
+      <w:pPr>
+        <w:pStyle w:val="Textnormy"/>
+      </w:pPr>
+      <w:r>
+        <w:rPr/>
+        <w:t>• Pořadí částí: Úvod, Užití, 1 Předmět, Souvisící normy, Termíny a definice, Symboly a zkratky, další kapitoly, přílohy, bibliografie. Čísla a názvy kapitol se přebírají z popisovaného dokumentu, vynechané kapitoly nevadí.</w:t>
+      </w:r>
+    </w:p>
+    <w:p>
+      <w:pPr>
+        <w:pStyle w:val="Textnormy"/>
+      </w:pPr>
+      <w:r>
+        <w:rPr/>
+        <w:t>• Odkaz na slovník ITS: na konci kapitoly Termíny věta bez adresy, na konci kapitoly Zkratky s adresou (www.ITSterminology.org). Má-li dokument jen jednu z těchto kapitol, uvede se věta s adresou.</w:t>
+      </w:r>
+    </w:p>
+    <w:p>
+      <w:pPr>
+        <w:pStyle w:val="Textnormy"/>
+      </w:pPr>
+      <w:r>
+        <w:rPr/>
+        <w:t>• Obrázky a tabulky se číslují zvlášť od 1 v pořadí výskytu v extraktu, v závorce popisku je číslo v popisovaném dokumentu. Popisek tabulky je nad tabulkou, popisek obrázku pod obrázkem. Výpis kódu se označuje jako obrázek. Na každý prvek musí odkazovat text („jak znázorňuje obrázek 1“).</w:t>
+      </w:r>
+    </w:p>
+    <w:p>
+      <w:pPr>
+        <w:pStyle w:val="Textnormy"/>
+      </w:pPr>
+      <w:r>
+        <w:rPr/>
+        <w:t>• Rozsah extraktu cca 4–5 stran (výjimečně 6).</w:t>
       </w:r>
     </w:p>
     <w:sectPr>

--- a/metodika/Extrakt_šablona.docx
+++ b/metodika/Extrakt_šablona.docx
@@ -8079,6 +8079,28 @@
       <w:kern w:val="28"/>
       <w:sz w:val="32"/>
       <w:szCs w:val="32"/>
+    </w:rPr>
+  </w:style>
+  <w:style w:customStyle="1" w:styleId="VerbatimChar" w:type="character">
+    <w:name w:val="Verbatim Char"/>
+    <w:basedOn w:val="BodyTextChar"/>
+    <w:rPr>
+      <w:rFonts w:ascii="Courier New" w:cs="Courier New" w:hAnsi="Courier New"/>
+      <w:sz w:val="17"/>
+    </w:rPr>
+  </w:style>
+  <w:style w:customStyle="1" w:styleId="SourceCode" w:type="paragraph">
+    <w:name w:val="Source Code"/>
+    <w:basedOn w:val="Normal"/>
+    <w:link w:val="VerbatimChar"/>
+    <w:pPr>
+      <w:shd w:color="auto" w:fill="F2F2F2" w:val="clear"/>
+      <w:spacing w:after="120" w:before="60" w:line="240" w:lineRule="auto"/>
+      <w:jc w:val="left"/>
+    </w:pPr>
+    <w:rPr>
+      <w:rFonts w:ascii="Courier New" w:cs="Courier New" w:hAnsi="Courier New"/>
+      <w:sz w:val="17"/>
     </w:rPr>
   </w:style>
 </w:styles>
